--- a/docs/Тезисы_научного_доклада_Ковалева_Алиса.docx
+++ b/docs/Тезисы_научного_доклада_Ковалева_Алиса.docx
@@ -180,7 +180,7 @@
         <w:t>Pisum sativum L.</w:t>
       </w:r>
       <w:r>
-        <w:t>, $n = 45$, 5 кассет $3 \times 3$): К1 — Контроль (оптимальный полив), К2 — Засоление (150 мМ NaCl в изолированном лотке-поддоне для исключения перекрестного дренажа), К3 — Спасение по прибору (реанимация по алерту станции до увядания), К4 — Спасение по глазам (традиционный полив при поникании листьев), К5 — Терминальная засуха (контроль гибели) и калибровочный стенд №0.</w:t>
+        <w:t>, $n = 45$, 5 кассет $3 \times 3$): К1 — Контроль (оптимальный полив), К2 — Засоление (150 мМ NaCl в изолированном лотке-поддоне для исключения перекрестного дренажа), К3 — Превентивная регидратация (купирование по алерту станции до увядания), К4 — Традиционный визуальный контроль (полив при поникании листьев), К5 — Терминальная засуха (контроль гибели) и калибровочный стенд №0.</w:t>
       </w:r>
     </w:p>
     <w:p>
@@ -212,7 +212,7 @@
         <w:br/>
         <w:t>3. Продемонстрирована четкая инструментальная дифференциация типов стресса: при засухе спад NDVI сопровождается падением гравиметрической массы кассеты ($r = -0.962$), тогда как при солевом стрессе в изолированном лотке масса и физическая влажность сохраняются высокими ($&gt;75\%$), но термический разогрев листа ($\Delta T &gt; +1.8$ °C) однозначно сигнализирует об осмотической блокировке водопоглощения.</w:t>
         <w:br/>
-        <w:t>4. В дуэли стратегий спасения доказано решающее преимущество ранней диагностики: реанимация по алерту станции обеспечивает репарацию $\kappa_{\text{rec}} = 98.2\% \pm 1.8\%$ (100% урожая сохранено), тогда как полив при визуальном увядании дает лишь $\kappa_{\text{rec}} = 54.1\% \pm 5.3\%$ из-за необратимого некроза мезофилла (потеря ~45% биомассы).</w:t>
+        <w:t>4. При сравнительной оценке стратегий купирования стресса доказано решающее преимущество ранней диагностики: превентивная регидратация по алерту станции обеспечивает репарацию $\kappa_{\text{rec}} = 98.2\% \pm 1.8\%$ (100% урожая сохранено), тогда как полив при визуальном увядании дает лишь $\kappa_{\text{rec}} = 54.1\% \pm 5.3\%$ из-за необратимого некроза мезофилла (потеря ~45% биомассы).</w:t>
       </w:r>
     </w:p>
     <w:p>
